--- a/data/human_paras/human_para_66.docx
+++ b/data/human_paras/human_para_66.docx
@@ -4,7 +4,7 @@
   <w:body>
     <w:p>
       <w:r>
-        <w:t>Also, social media allows various people to create community pages to remain connected. Church members, for instance, form collaborative groups where they maintain each updated on each plan of the church. In either case, the entire church is embarking on a huge endeavour, and individuals are kept up to speed via the newly constructed social media page. Individuals must subscribe to get updates from the sites to read the most recent information delivered on the social media page (Ref-u470921).</w:t>
+        <w:t>Social media allows people to remain up to speed on current events worldwide. In any event, if there is a disease epidemic, for instance, people are kept up to date via social media to take personal safety precautions. When a case of coronavirus illness was recorded, for instance, in China, numerous media outlets utilized social media channels such as Twitter and Facebook to cover this incident in Dec 2019 (Ref-u892814)</w:t>
       </w:r>
     </w:p>
     <w:sectPr>
